--- a/SQL/data-mart-turismo/scripts_sql/02_create_facts.docx
+++ b/SQL/data-mart-turismo/scripts_sql/02_create_facts.docx
@@ -4,68 +4,18 @@
   <w:body>
     <w:p>
       <w:pPr>
-        <w:spacing w:after="180" w:before="360" w:lineRule="auto"/>
+        <w:rPr/>
+      </w:pPr>
+      <w:r>
         <w:rPr>
           <w:b w:val="1"/>
           <w:bCs w:val="1"/>
           <w:sz w:val="24"/>
           <w:szCs w:val="24"/>
-        </w:rPr>
-      </w:pPr>
-      <w:r>
-        <w:rPr>
-          <w:b w:val="1"/>
-          <w:bCs w:val="1"/>
-          <w:sz w:val="24"/>
-          <w:szCs w:val="24"/>
-          <w:rtl w:val="0"/>
-        </w:rPr>
-        <w:t xml:space="preserve">02_create_facts.sql</w:t>
-      </w:r>
-    </w:p>
-    <w:p>
-      <w:pPr>
-        <w:spacing w:after="240" w:before="180" w:lineRule="auto"/>
-        <w:rPr>
-          <w:sz w:val="24"/>
-          <w:szCs w:val="24"/>
-        </w:rPr>
-      </w:pPr>
-      <w:r>
-        <w:rPr>
-          <w:b w:val="1"/>
-          <w:bCs w:val="1"/>
-          <w:i w:val="1"/>
-          <w:iCs w:val="1"/>
-          <w:sz w:val="24"/>
-          <w:szCs w:val="24"/>
-          <w:rtl w:val="0"/>
-        </w:rPr>
-        <w:t xml:space="preserve">O que faz:</w:t>
-      </w:r>
-      <w:r>
-        <w:rPr>
-          <w:i w:val="1"/>
-          <w:iCs w:val="1"/>
-          <w:sz w:val="24"/>
-          <w:szCs w:val="24"/>
-          <w:rtl w:val="0"/>
-        </w:rPr>
-        <w:t xml:space="preserve"> Cria a tabela fato central estabelecendo os relacionamentos de chaves estrangeiras com as dimensões.</w:t>
-      </w:r>
-      <w:r>
-        <w:rPr>
-          <w:sz w:val="24"/>
-          <w:szCs w:val="24"/>
           <w:rtl w:val="0"/>
         </w:rPr>
         <w:t xml:space="preserve"> </w:t>
       </w:r>
-    </w:p>
-    <w:p>
-      <w:pPr>
-        <w:rPr/>
-      </w:pPr>
       <w:r>
         <w:rPr>
           <w:rtl w:val="0"/>
@@ -91,7 +41,7 @@
         <w:rPr>
           <w:rtl w:val="0"/>
         </w:rPr>
-        <w:t xml:space="preserve">-- SCRIPT DE CRIAÇÃO DA TABELA FATO (ft_)</w:t>
+        <w:t xml:space="preserve">-- SCRIPT DE CRIAÇÃO DA TABELA FATO (fato_chegadas)</w:t>
       </w:r>
     </w:p>
     <w:p>
@@ -134,73 +84,73 @@
         <w:rPr>
           <w:rtl w:val="0"/>
         </w:rPr>
-        <w:t xml:space="preserve">-- 1. Criação da Tabela Fato de Chegadas de Turistas Internacionais</w:t>
-      </w:r>
-    </w:p>
-    <w:p>
-      <w:pPr>
-        <w:rPr/>
-      </w:pPr>
-      <w:r>
-        <w:rPr>
-          <w:rtl w:val="0"/>
-        </w:rPr>
-        <w:t xml:space="preserve">CREATE TABLE ft_chegadas (</w:t>
-      </w:r>
-    </w:p>
-    <w:p>
-      <w:pPr>
-        <w:rPr/>
-      </w:pPr>
-      <w:r>
-        <w:rPr>
-          <w:rtl w:val="0"/>
-        </w:rPr>
-        <w:t xml:space="preserve">    id_fato SERIAL PRIMARY KEY,</w:t>
-      </w:r>
-    </w:p>
-    <w:p>
-      <w:pPr>
-        <w:rPr/>
-      </w:pPr>
-      <w:r>
-        <w:rPr>
-          <w:rtl w:val="0"/>
-        </w:rPr>
-        <w:t xml:space="preserve">    id_localidade INT REFERENCES dim_localidade(id_localidade),</w:t>
-      </w:r>
-    </w:p>
-    <w:p>
-      <w:pPr>
-        <w:rPr/>
-      </w:pPr>
-      <w:r>
-        <w:rPr>
-          <w:rtl w:val="0"/>
-        </w:rPr>
-        <w:t xml:space="preserve">    id_via_acesso INT REFERENCES dim_via_acesso(id_via_acesso),</w:t>
-      </w:r>
-    </w:p>
-    <w:p>
-      <w:pPr>
-        <w:rPr/>
-      </w:pPr>
-      <w:r>
-        <w:rPr>
-          <w:rtl w:val="0"/>
-        </w:rPr>
-        <w:t xml:space="preserve">    id_tempo INT REFERENCES dim_tempo(id_tempo),</w:t>
-      </w:r>
-    </w:p>
-    <w:p>
-      <w:pPr>
-        <w:rPr/>
-      </w:pPr>
-      <w:r>
-        <w:rPr>
-          <w:rtl w:val="0"/>
-        </w:rPr>
-        <w:t xml:space="preserve">    quantidade_chegadas INT NOT NULL DEFAULT 0</w:t>
+        <w:t xml:space="preserve">-- Criação da Tabela Fato de Chegadas de Turistas Internacionais (Sem id_fato redundante)</w:t>
+      </w:r>
+    </w:p>
+    <w:p>
+      <w:pPr>
+        <w:rPr/>
+      </w:pPr>
+      <w:r>
+        <w:rPr>
+          <w:rtl w:val="0"/>
+        </w:rPr>
+        <w:t xml:space="preserve">CREATE TABLE fato_chegadas (</w:t>
+      </w:r>
+    </w:p>
+    <w:p>
+      <w:pPr>
+        <w:rPr/>
+      </w:pPr>
+      <w:r>
+        <w:rPr>
+          <w:rtl w:val="0"/>
+        </w:rPr>
+        <w:t xml:space="preserve">    id_localidade INT NOT NULL REFERENCES dim_localidade(id_localidade),</w:t>
+      </w:r>
+    </w:p>
+    <w:p>
+      <w:pPr>
+        <w:rPr/>
+      </w:pPr>
+      <w:r>
+        <w:rPr>
+          <w:rtl w:val="0"/>
+        </w:rPr>
+        <w:t xml:space="preserve">    id_via_acesso INT NOT NULL REFERENCES dim_via_acesso(id_via_acesso),</w:t>
+      </w:r>
+    </w:p>
+    <w:p>
+      <w:pPr>
+        <w:rPr/>
+      </w:pPr>
+      <w:r>
+        <w:rPr>
+          <w:rtl w:val="0"/>
+        </w:rPr>
+        <w:t xml:space="preserve">    id_tempo INT NOT NULL REFERENCES dim_tempo(id_tempo),</w:t>
+      </w:r>
+    </w:p>
+    <w:p>
+      <w:pPr>
+        <w:rPr/>
+      </w:pPr>
+      <w:r>
+        <w:rPr>
+          <w:rtl w:val="0"/>
+        </w:rPr>
+        <w:t xml:space="preserve">    quantidade_chegadas INT NOT NULL DEFAULT 0,</w:t>
+      </w:r>
+    </w:p>
+    <w:p>
+      <w:pPr>
+        <w:rPr/>
+      </w:pPr>
+      <w:r>
+        <w:rPr>
+          <w:rtl w:val="0"/>
+        </w:rPr>
+        <w:t xml:space="preserve">    CONSTRAINT pk_fato_chegadas PRIMARY KEY (id_localidade, id_via_acesso, id_tempo)</w:t>
       </w:r>
     </w:p>
     <w:p>
@@ -212,16 +162,6 @@
           <w:rtl w:val="0"/>
         </w:rPr>
         <w:t xml:space="preserve">);</w:t>
-      </w:r>
-    </w:p>
-    <w:p>
-      <w:pPr>
-        <w:rPr/>
-      </w:pPr>
-      <w:r>
-        <w:rPr>
-          <w:rtl w:val="0"/>
-        </w:rPr>
       </w:r>
     </w:p>
     <w:p>
